--- a/public/temas/ejercicio-1/ESQUEMA TEMA 27.docx
+++ b/public/temas/ejercicio-1/ESQUEMA TEMA 27.docx
@@ -2238,7 +2238,7 @@
           <w:rFonts w:ascii="Cambria" w:hAnsi="Cambria" w:cs="Cambria" w:eastAsia="Cambria"/>
           <w:sz w:val="22"/>
         </w:rPr>
-        <w:t>Esquema vigente desde el RD 986/2021</w:t>
+        <w:t>Esquema vigente desde el Real Decreto 986/2021</w:t>
       </w:r>
     </w:p>
     <w:p>
@@ -2467,7 +2467,7 @@
           <w:rFonts w:ascii="Cambria" w:hAnsi="Cambria" w:cs="Cambria" w:eastAsia="Cambria"/>
           <w:sz w:val="22"/>
         </w:rPr>
-        <w:t xml:space="preserve">Disposición adicional primera del RD 986/2021: </w:t>
+        <w:t xml:space="preserve">Disposición adicional primera del Real Decreto 986/2021: </w:t>
       </w:r>
       <w:r>
         <w:rPr>
@@ -3074,7 +3074,7 @@
           <w:rFonts w:ascii="Cambria" w:hAnsi="Cambria" w:cs="Cambria" w:eastAsia="Cambria"/>
           <w:sz w:val="22"/>
         </w:rPr>
-        <w:t>RD 986/2021: Administrativa en MITECO, Científica en CSIC</w:t>
+        <w:t>Real Decreto 986/2021: Administrativa en MITECO, Científica en CSIC</w:t>
       </w:r>
     </w:p>
     <w:p>
